--- a/docs/how-to-qualify.docx
+++ b/docs/how-to-qualify.docx
@@ -118,33 +118,19 @@
       </w:r>
     </w:p>
     <w:p>
-      <w:pPr>
-        <w:shd w:val="clear" w:fill="EFEAE3"/>
-      </w:pPr>
       <w:r>
         <w:rPr>
-          <w:rFonts w:ascii="Consolas" w:hAnsi="Consolas"/>
-          <w:sz w:val="16"/>
+          <w:b/>
         </w:rPr>
-        <w:t>git clone git@github.com:DeepJam/paraqualis-skills.git</w:t>
-        <w:br/>
-        <w:t>cd paraqualis-skills</w:t>
-        <w:br/>
-        <w:t>./install.sh            # symlinks the commands, skills, and sub-agents into ~/.claude/</w:t>
+        <w:t>Step 1 — get the files.</w:t>
+      </w:r>
+      <w:r>
+        <w:t xml:space="preserve"> Use whichever route your access allows. *(The repository is</w:t>
       </w:r>
     </w:p>
     <w:p>
       <w:r>
-        <w:t xml:space="preserve">Then </w:t>
-      </w:r>
-      <w:r>
-        <w:rPr>
-          <w:b/>
-        </w:rPr>
-        <w:t>restart Claude Code</w:t>
-      </w:r>
-      <w:r>
-        <w:t xml:space="preserve"> so it registers the new command, skills, and sub-agents.</w:t>
+        <w:t>private — you must first be granted access by ParaQualis, or use a copy they provide.)*</w:t>
       </w:r>
     </w:p>
     <w:p>
@@ -155,10 +141,15 @@
         <w:rPr>
           <w:b/>
         </w:rPr>
-        <w:t>Check it's live:</w:t>
+        <w:t>SSH</w:t>
       </w:r>
       <w:r>
-        <w:t xml:space="preserve"> type `/` and confirm `/qualify` appears.</w:t>
+        <w:t xml:space="preserve"> (collaborators with an SSH key on the repo):</w:t>
+      </w:r>
+    </w:p>
+    <w:p>
+      <w:r>
+        <w:t xml:space="preserve">  `git clone git@github.com:DeepJam/paraqualis-skills.git`</w:t>
       </w:r>
     </w:p>
     <w:p>
@@ -169,15 +160,102 @@
         <w:rPr>
           <w:b/>
         </w:rPr>
-        <w:t>Word/Excel output</w:t>
+        <w:t>HTTPS</w:t>
       </w:r>
       <w:r>
-        <w:t xml:space="preserve"> needs the Python libraries `python-docx` and `openpyxl`</w:t>
+        <w:t xml:space="preserve"> (collaborators — prompts for a GitHub token/login):</w:t>
       </w:r>
     </w:p>
     <w:p>
       <w:r>
-        <w:t xml:space="preserve">  (`pip install python-docx openpyxl`). Markdown and the scripts work without them.</w:t>
+        <w:t xml:space="preserve">  `git clone https://github.com/DeepJam/paraqualis-skills.git`</w:t>
+      </w:r>
+    </w:p>
+    <w:p>
+      <w:pPr>
+        <w:pStyle w:val="ListBullet"/>
+      </w:pPr>
+      <w:r>
+        <w:rPr>
+          <w:b/>
+        </w:rPr>
+        <w:t>No git, or no access configured:</w:t>
+      </w:r>
+      <w:r>
+        <w:t xml:space="preserve"> on the GitHub page choose </w:t>
+      </w:r>
+      <w:r>
+        <w:rPr>
+          <w:b/>
+        </w:rPr>
+        <w:t>Code → Download ZIP</w:t>
+      </w:r>
+    </w:p>
+    <w:p>
+      <w:r>
+        <w:t xml:space="preserve">  and unzip it.</w:t>
+      </w:r>
+    </w:p>
+    <w:p>
+      <w:r>
+        <w:rPr>
+          <w:b/>
+        </w:rPr>
+        <w:t>Step 2 — install.</w:t>
+      </w:r>
+      <w:r>
+        <w:t xml:space="preserve"> From the project folder:</w:t>
+      </w:r>
+    </w:p>
+    <w:p>
+      <w:pPr>
+        <w:shd w:val="clear" w:fill="EFEAE3"/>
+      </w:pPr>
+      <w:r>
+        <w:rPr>
+          <w:rFonts w:ascii="Consolas" w:hAnsi="Consolas"/>
+          <w:sz w:val="16"/>
+        </w:rPr>
+        <w:t>cd paraqualis-skills</w:t>
+        <w:br/>
+        <w:t>./install.sh          # or:  bash install.sh   (use this if it isn't executable, e.g. from a ZIP)</w:t>
+      </w:r>
+    </w:p>
+    <w:p>
+      <w:r>
+        <w:t>This symlinks the commands, skills, and sub-agents into `~/.claude/`. Re-run it any time</w:t>
+      </w:r>
+    </w:p>
+    <w:p>
+      <w:r>
+        <w:t>you pull updates or add a new command family / skill / agent.</w:t>
+      </w:r>
+    </w:p>
+    <w:p>
+      <w:r>
+        <w:rPr>
+          <w:b/>
+        </w:rPr>
+        <w:t>Step 3 — restart Claude Code</w:t>
+      </w:r>
+      <w:r>
+        <w:t xml:space="preserve"> so it registers them. Confirm with `/` → `/qualify` appears.</w:t>
+      </w:r>
+    </w:p>
+    <w:p>
+      <w:r>
+        <w:rPr>
+          <w:b/>
+        </w:rPr>
+        <w:t>Optional — Word/Excel output:</w:t>
+      </w:r>
+      <w:r>
+        <w:t xml:space="preserve"> `pip install python-docx openpyxl`. Markdown and the test</w:t>
+      </w:r>
+    </w:p>
+    <w:p>
+      <w:r>
+        <w:t>scripts work without them.</w:t>
       </w:r>
     </w:p>
     <w:p>

--- a/docs/how-to-qualify.docx
+++ b/docs/how-to-qualify.docx
@@ -659,7 +659,33 @@
     </w:p>
     <w:p>
       <w:r>
-        <w:t>A standalone `Qualification/` folder (the system under test is never modified):</w:t>
+        <w:t xml:space="preserve">By default a `Qualification/` folder is created </w:t>
+      </w:r>
+      <w:r>
+        <w:rPr>
+          <w:b/>
+        </w:rPr>
+        <w:t>inside the project you qualified</w:t>
+      </w:r>
+    </w:p>
+    <w:p>
+      <w:r>
+        <w:t>(`&lt;project&gt;/Qualification/`), so it lives and versions with the system and sits where the</w:t>
+      </w:r>
+    </w:p>
+    <w:p>
+      <w:r>
+        <w:t>gap-loop needs it. The engine *examines* the system read-only and modifies **no existing</w:t>
+      </w:r>
+    </w:p>
+    <w:p>
+      <w:r>
+        <w:t>files** — it only adds this new folder. (Point it elsewhere if you want a detached</w:t>
+      </w:r>
+    </w:p>
+    <w:p>
+      <w:r>
+        <w:t>deliverable.) It contains:</w:t>
       </w:r>
     </w:p>
     <w:p>

--- a/docs/how-to-qualify.docx
+++ b/docs/how-to-qualify.docx
@@ -1013,6 +1013,35 @@
         <w:rPr>
           <w:b/>
         </w:rPr>
+        <w:t>Writes only the `Qualification/` folder</w:t>
+      </w:r>
+      <w:r>
+        <w:t xml:space="preserve"> — never your `tests/`, `validation/`,</w:t>
+      </w:r>
+    </w:p>
+    <w:p>
+      <w:r>
+        <w:t xml:space="preserve">  source, or config. It *reads* those if present (as evidence) and treats their **absence</w:t>
+      </w:r>
+    </w:p>
+    <w:p>
+      <w:r>
+        <w:t xml:space="preserve">  as a finding, not an error** — it won't create them. Generated scripts live in</w:t>
+      </w:r>
+    </w:p>
+    <w:p>
+      <w:r>
+        <w:t xml:space="preserve">  `Qualification/scripts/`, not in your test tree.</w:t>
+      </w:r>
+    </w:p>
+    <w:p>
+      <w:pPr>
+        <w:pStyle w:val="ListBullet"/>
+      </w:pPr>
+      <w:r>
+        <w:rPr>
+          <w:b/>
+        </w:rPr>
         <w:t>Draft, traceable, approval-gated</w:t>
       </w:r>
       <w:r>

--- a/docs/how-to-qualify.docx
+++ b/docs/how-to-qualify.docx
@@ -4,41 +4,60 @@
   <w:body>
     <w:p>
       <w:pPr>
-        <w:pStyle w:val="Title"/>
+        <w:keepNext/>
+        <w:spacing w:before="200" w:after="80"/>
       </w:pPr>
       <w:r>
         <w:rPr>
+          <w:b/>
           <w:color w:val="276BB2"/>
+          <w:sz w:val="36"/>
         </w:rPr>
         <w:t>How to Qualify Any Application — ParaQualis xQ Engine</w:t>
       </w:r>
     </w:p>
     <w:p>
       <w:r>
+        <w:rPr>
+          <w:sz w:val="20"/>
+        </w:rPr>
         <w:t>*Author: ParaQualis LLC · © 2026 ParaQualis LLC · Licensed under the MIT License.*</w:t>
       </w:r>
     </w:p>
     <w:p>
       <w:r>
+        <w:rPr>
+          <w:sz w:val="20"/>
+        </w:rPr>
         <w:t xml:space="preserve">A practical guide to producing a draft </w:t>
       </w:r>
       <w:r>
         <w:rPr>
           <w:b/>
+          <w:sz w:val="20"/>
         </w:rPr>
         <w:t>IQ / OQ / PQ qualification package</w:t>
       </w:r>
       <w:r>
+        <w:rPr>
+          <w:sz w:val="20"/>
+        </w:rPr>
         <w:t xml:space="preserve"> for any</w:t>
       </w:r>
     </w:p>
     <w:p>
       <w:r>
+        <w:rPr>
+          <w:sz w:val="20"/>
+        </w:rPr>
         <w:t>application using the ParaQualis xQ engine in Claude Code. The engine examines the system,</w:t>
       </w:r>
     </w:p>
     <w:p>
       <w:r>
+        <w:rPr>
+          <w:sz w:val="20"/>
+        </w:rPr>
         <w:t>fans out to three specialist sub-agents in parallel, and assembles a client-ready pack in</w:t>
       </w:r>
     </w:p>
@@ -46,10 +65,14 @@
       <w:r>
         <w:rPr>
           <w:b/>
+          <w:sz w:val="20"/>
         </w:rPr>
         <w:t>Markdown, Word, and Excel</w:t>
       </w:r>
       <w:r>
+        <w:rPr>
+          <w:sz w:val="20"/>
+        </w:rPr>
         <w:t>, plus executable test scripts and a gap register.</w:t>
       </w:r>
     </w:p>
@@ -59,10 +82,33 @@
       </w:pPr>
       <w:r>
         <w:rPr>
-          <w:i/>
+          <w:b/>
           <w:color w:val="81A5C1"/>
+          <w:sz w:val="20"/>
         </w:rPr>
-        <w:t>**Read this first.** The output is **draft evidence**, not a sign-off. It is reviewed and</w:t>
+        <w:t>Read this first.</w:t>
+      </w:r>
+      <w:r>
+        <w:rPr>
+          <w:color w:val="81A5C1"/>
+          <w:sz w:val="20"/>
+        </w:rPr>
+        <w:t xml:space="preserve"> The output is </w:t>
+      </w:r>
+      <w:r>
+        <w:rPr>
+          <w:b/>
+          <w:color w:val="81A5C1"/>
+          <w:sz w:val="20"/>
+        </w:rPr>
+        <w:t>draft evidence</w:t>
+      </w:r>
+      <w:r>
+        <w:rPr>
+          <w:color w:val="81A5C1"/>
+          <w:sz w:val="20"/>
+        </w:rPr>
+        <w:t>, not a sign-off. It is reviewed and</w:t>
       </w:r>
     </w:p>
     <w:p>
@@ -71,8 +117,8 @@
       </w:pPr>
       <w:r>
         <w:rPr>
-          <w:i/>
           <w:color w:val="81A5C1"/>
+          <w:sz w:val="20"/>
         </w:rPr>
         <w:t>executed by appropriately qualified and authorized personnel. The engine itself is a</w:t>
       </w:r>
@@ -83,8 +129,8 @@
       </w:pPr>
       <w:r>
         <w:rPr>
-          <w:i/>
           <w:color w:val="81A5C1"/>
+          <w:sz w:val="20"/>
         </w:rPr>
         <w:t>GxP-impacting tool that would require its own qualification before its output is relied</w:t>
       </w:r>
@@ -95,24 +141,22 @@
       </w:pPr>
       <w:r>
         <w:rPr>
-          <w:i/>
           <w:color w:val="81A5C1"/>
+          <w:sz w:val="20"/>
         </w:rPr>
         <w:t>upon as formal evidence. It accelerates and structures the work; it does not self-certify.</w:t>
       </w:r>
     </w:p>
     <w:p>
-      <w:r>
-        <w:t>---</w:t>
-      </w:r>
-    </w:p>
-    <w:p>
       <w:pPr>
-        <w:pStyle w:val="Heading1"/>
+        <w:keepNext/>
+        <w:spacing w:before="200" w:after="80"/>
       </w:pPr>
       <w:r>
         <w:rPr>
+          <w:b/>
           <w:color w:val="276BB2"/>
+          <w:sz w:val="28"/>
         </w:rPr>
         <w:t>1. One-time setup (per machine)</w:t>
       </w:r>
@@ -121,15 +165,22 @@
       <w:r>
         <w:rPr>
           <w:b/>
+          <w:sz w:val="20"/>
         </w:rPr>
         <w:t>Step 1 — get the files.</w:t>
       </w:r>
       <w:r>
+        <w:rPr>
+          <w:sz w:val="20"/>
+        </w:rPr>
         <w:t xml:space="preserve"> Use whichever route your access allows. *(The repository is</w:t>
       </w:r>
     </w:p>
     <w:p>
       <w:r>
+        <w:rPr>
+          <w:sz w:val="20"/>
+        </w:rPr>
         <w:t>private — you must first be granted access by ParaQualis, or use a copy they provide.)*</w:t>
       </w:r>
     </w:p>
@@ -140,15 +191,22 @@
       <w:r>
         <w:rPr>
           <w:b/>
+          <w:sz w:val="20"/>
         </w:rPr>
         <w:t>SSH</w:t>
       </w:r>
       <w:r>
+        <w:rPr>
+          <w:sz w:val="20"/>
+        </w:rPr>
         <w:t xml:space="preserve"> (collaborators with an SSH key on the repo):</w:t>
       </w:r>
     </w:p>
     <w:p>
       <w:r>
+        <w:rPr>
+          <w:sz w:val="20"/>
+        </w:rPr>
         <w:t xml:space="preserve">  `git clone git@github.com:DeepJam/paraqualis-skills.git`</w:t>
       </w:r>
     </w:p>
@@ -159,15 +217,22 @@
       <w:r>
         <w:rPr>
           <w:b/>
+          <w:sz w:val="20"/>
         </w:rPr>
         <w:t>HTTPS</w:t>
       </w:r>
       <w:r>
+        <w:rPr>
+          <w:sz w:val="20"/>
+        </w:rPr>
         <w:t xml:space="preserve"> (collaborators — prompts for a GitHub token/login):</w:t>
       </w:r>
     </w:p>
     <w:p>
       <w:r>
+        <w:rPr>
+          <w:sz w:val="20"/>
+        </w:rPr>
         <w:t xml:space="preserve">  `git clone https://github.com/DeepJam/paraqualis-skills.git`</w:t>
       </w:r>
     </w:p>
@@ -178,21 +243,29 @@
       <w:r>
         <w:rPr>
           <w:b/>
+          <w:sz w:val="20"/>
         </w:rPr>
         <w:t>No git, or no access configured:</w:t>
       </w:r>
       <w:r>
+        <w:rPr>
+          <w:sz w:val="20"/>
+        </w:rPr>
         <w:t xml:space="preserve"> on the GitHub page choose </w:t>
       </w:r>
       <w:r>
         <w:rPr>
           <w:b/>
+          <w:sz w:val="20"/>
         </w:rPr>
         <w:t>Code → Download ZIP</w:t>
       </w:r>
     </w:p>
     <w:p>
       <w:r>
+        <w:rPr>
+          <w:sz w:val="20"/>
+        </w:rPr>
         <w:t xml:space="preserve">  and unzip it.</w:t>
       </w:r>
     </w:p>
@@ -200,10 +273,14 @@
       <w:r>
         <w:rPr>
           <w:b/>
+          <w:sz w:val="20"/>
         </w:rPr>
         <w:t>Step 2 — install.</w:t>
       </w:r>
       <w:r>
+        <w:rPr>
+          <w:sz w:val="20"/>
+        </w:rPr>
         <w:t xml:space="preserve"> From the project folder:</w:t>
       </w:r>
     </w:p>
@@ -214,7 +291,7 @@
       <w:r>
         <w:rPr>
           <w:rFonts w:ascii="Consolas" w:hAnsi="Consolas"/>
-          <w:sz w:val="16"/>
+          <w:sz w:val="17"/>
         </w:rPr>
         <w:t>cd paraqualis-skills</w:t>
         <w:br/>
@@ -223,11 +300,17 @@
     </w:p>
     <w:p>
       <w:r>
+        <w:rPr>
+          <w:sz w:val="20"/>
+        </w:rPr>
         <w:t>This symlinks the commands, skills, and sub-agents into `~/.claude/`. Re-run it any time</w:t>
       </w:r>
     </w:p>
     <w:p>
       <w:r>
+        <w:rPr>
+          <w:sz w:val="20"/>
+        </w:rPr>
         <w:t>you pull updates or add a new command family / skill / agent.</w:t>
       </w:r>
     </w:p>
@@ -235,10 +318,14 @@
       <w:r>
         <w:rPr>
           <w:b/>
+          <w:sz w:val="20"/>
         </w:rPr>
         <w:t>Step 3 — restart Claude Code</w:t>
       </w:r>
       <w:r>
+        <w:rPr>
+          <w:sz w:val="20"/>
+        </w:rPr>
         <w:t xml:space="preserve"> so it registers them. Confirm with `/` → `/qualify` appears.</w:t>
       </w:r>
     </w:p>
@@ -246,56 +333,76 @@
       <w:r>
         <w:rPr>
           <w:b/>
+          <w:sz w:val="20"/>
         </w:rPr>
         <w:t>Optional — Word/Excel output:</w:t>
       </w:r>
       <w:r>
+        <w:rPr>
+          <w:sz w:val="20"/>
+        </w:rPr>
         <w:t xml:space="preserve"> `pip install python-docx openpyxl`. Markdown and the test</w:t>
       </w:r>
     </w:p>
     <w:p>
       <w:r>
+        <w:rPr>
+          <w:sz w:val="20"/>
+        </w:rPr>
         <w:t>scripts work without them.</w:t>
       </w:r>
     </w:p>
     <w:p>
       <w:r>
+        <w:rPr>
+          <w:sz w:val="20"/>
+        </w:rPr>
         <w:t>No assumptions are made about the application's technology: the engine discovers the</w:t>
       </w:r>
     </w:p>
     <w:p>
       <w:r>
+        <w:rPr>
+          <w:sz w:val="20"/>
+        </w:rPr>
         <w:t>language, runtime, databases (zero, one, or many — of any type), and services itself.</w:t>
       </w:r>
     </w:p>
     <w:p>
-      <w:r>
-        <w:t>---</w:t>
-      </w:r>
-    </w:p>
-    <w:p>
       <w:pPr>
-        <w:pStyle w:val="Heading1"/>
+        <w:keepNext/>
+        <w:spacing w:before="200" w:after="80"/>
       </w:pPr>
       <w:r>
         <w:rPr>
+          <w:b/>
           <w:color w:val="276BB2"/>
+          <w:sz w:val="28"/>
         </w:rPr>
         <w:t>2. What to tell the Claude helping you with the application</w:t>
       </w:r>
     </w:p>
     <w:p>
       <w:r>
+        <w:rPr>
+          <w:sz w:val="20"/>
+        </w:rPr>
         <w:t>Run `/qualify` from a Claude Code session that can see the application. To get grounded,</w:t>
       </w:r>
     </w:p>
     <w:p>
       <w:r>
+        <w:rPr>
+          <w:sz w:val="20"/>
+        </w:rPr>
         <w:t>auditable output, give Claude this context first (the more it knows, the less it has to</w:t>
       </w:r>
     </w:p>
     <w:p>
       <w:r>
+        <w:rPr>
+          <w:sz w:val="20"/>
+        </w:rPr>
         <w:t>assume — and qualification tests are *sourced from the specification*, never invented):</w:t>
       </w:r>
     </w:p>
@@ -306,10 +413,14 @@
       <w:r>
         <w:rPr>
           <w:b/>
+          <w:sz w:val="20"/>
         </w:rPr>
         <w:t>Where the system is</w:t>
       </w:r>
       <w:r>
+        <w:rPr>
+          <w:sz w:val="20"/>
+        </w:rPr>
         <w:t xml:space="preserve"> — the repo path and, if useful, how to reach the running app.</w:t>
       </w:r>
     </w:p>
@@ -320,10 +431,14 @@
       <w:r>
         <w:rPr>
           <w:b/>
+          <w:sz w:val="20"/>
         </w:rPr>
         <w:t>Intended use &amp; GxP context</w:t>
       </w:r>
       <w:r>
+        <w:rPr>
+          <w:sz w:val="20"/>
+        </w:rPr>
         <w:t xml:space="preserve"> — what the system is for and why it matters.</w:t>
       </w:r>
     </w:p>
@@ -334,15 +449,22 @@
       <w:r>
         <w:rPr>
           <w:b/>
+          <w:sz w:val="20"/>
         </w:rPr>
         <w:t>Regulatory scope</w:t>
       </w:r>
       <w:r>
+        <w:rPr>
+          <w:sz w:val="20"/>
+        </w:rPr>
         <w:t xml:space="preserve"> — which apply: 21 CFR Part 11, EU GMP Annex 11, GAMP 5, AI/ML</w:t>
       </w:r>
     </w:p>
     <w:p>
       <w:r>
+        <w:rPr>
+          <w:sz w:val="20"/>
+        </w:rPr>
         <w:t xml:space="preserve">  guidance (FDA / ISPE GAMP AI / EU Annex 22).</w:t>
       </w:r>
     </w:p>
@@ -353,20 +475,30 @@
       <w:r>
         <w:rPr>
           <w:b/>
+          <w:sz w:val="20"/>
         </w:rPr>
         <w:t>Where the specification lives</w:t>
       </w:r>
       <w:r>
+        <w:rPr>
+          <w:sz w:val="20"/>
+        </w:rPr>
         <w:t xml:space="preserve"> — URS, functional/design specs, configuration</w:t>
       </w:r>
     </w:p>
     <w:p>
       <w:r>
+        <w:rPr>
+          <w:sz w:val="20"/>
+        </w:rPr>
         <w:t xml:space="preserve">  baselines. Expected values (versions, schema, thresholds) are read from the spec or the</w:t>
       </w:r>
     </w:p>
     <w:p>
       <w:r>
+        <w:rPr>
+          <w:sz w:val="20"/>
+        </w:rPr>
         <w:t xml:space="preserve">  system's own declarations (Dockerfile, lockfiles, migrations) — so point Claude at them.</w:t>
       </w:r>
     </w:p>
@@ -377,44 +509,56 @@
       <w:r>
         <w:rPr>
           <w:b/>
+          <w:sz w:val="20"/>
         </w:rPr>
         <w:t>Any existing qualification pack</w:t>
       </w:r>
       <w:r>
+        <w:rPr>
+          <w:sz w:val="20"/>
+        </w:rPr>
         <w:t xml:space="preserve"> to verify against (enables *verify mode*, below).</w:t>
       </w:r>
     </w:p>
     <w:p>
       <w:r>
+        <w:rPr>
+          <w:sz w:val="20"/>
+        </w:rPr>
         <w:t xml:space="preserve">You do </w:t>
       </w:r>
       <w:r>
         <w:rPr>
           <w:b/>
+          <w:sz w:val="20"/>
         </w:rPr>
         <w:t>not</w:t>
       </w:r>
       <w:r>
+        <w:rPr>
+          <w:sz w:val="20"/>
+        </w:rPr>
         <w:t xml:space="preserve"> need to list the tech stack or databases — the engine detects them. Telling</w:t>
       </w:r>
     </w:p>
     <w:p>
       <w:r>
+        <w:rPr>
+          <w:sz w:val="20"/>
+        </w:rPr>
         <w:t>it anyway does no harm.</w:t>
       </w:r>
     </w:p>
     <w:p>
-      <w:r>
-        <w:t>---</w:t>
-      </w:r>
-    </w:p>
-    <w:p>
       <w:pPr>
-        <w:pStyle w:val="Heading1"/>
+        <w:keepNext/>
+        <w:spacing w:before="200" w:after="80"/>
       </w:pPr>
       <w:r>
         <w:rPr>
+          <w:b/>
           <w:color w:val="276BB2"/>
+          <w:sz w:val="28"/>
         </w:rPr>
         <w:t>3. How to trigger it</w:t>
       </w:r>
@@ -423,6 +567,7 @@
       <w:r>
         <w:rPr>
           <w:b/>
+          <w:sz w:val="20"/>
         </w:rPr>
         <w:t>Generate a new pack:</w:t>
       </w:r>
@@ -434,7 +579,7 @@
       <w:r>
         <w:rPr>
           <w:rFonts w:ascii="Consolas" w:hAnsi="Consolas"/>
-          <w:sz w:val="16"/>
+          <w:sz w:val="17"/>
         </w:rPr>
         <w:t>/qualify &lt;path-to-the-application&gt;</w:t>
       </w:r>
@@ -443,15 +588,22 @@
       <w:r>
         <w:rPr>
           <w:b/>
+          <w:sz w:val="20"/>
         </w:rPr>
         <w:t>Verify an existing pack</w:t>
       </w:r>
       <w:r>
+        <w:rPr>
+          <w:sz w:val="20"/>
+        </w:rPr>
         <w:t xml:space="preserve"> (pre-checks the items it can substantiate, leaves the rest for</w:t>
       </w:r>
     </w:p>
     <w:p>
       <w:r>
+        <w:rPr>
+          <w:sz w:val="20"/>
+        </w:rPr>
         <w:t>human sign-off):</w:t>
       </w:r>
     </w:p>
@@ -462,48 +614,59 @@
       <w:r>
         <w:rPr>
           <w:rFonts w:ascii="Consolas" w:hAnsi="Consolas"/>
-          <w:sz w:val="16"/>
+          <w:sz w:val="17"/>
         </w:rPr>
         <w:t>/qualify &lt;path-to-the-application&gt;   (then reference the existing qualification pack)</w:t>
       </w:r>
     </w:p>
     <w:p>
-      <w:r>
-        <w:t>---</w:t>
-      </w:r>
-    </w:p>
-    <w:p>
       <w:pPr>
-        <w:pStyle w:val="Heading1"/>
+        <w:keepNext/>
+        <w:spacing w:before="200" w:after="80"/>
       </w:pPr>
       <w:r>
         <w:rPr>
+          <w:b/>
           <w:color w:val="276BB2"/>
+          <w:sz w:val="28"/>
         </w:rPr>
         <w:t>4. What happens, and what to expect</w:t>
       </w:r>
     </w:p>
     <w:p>
       <w:r>
+        <w:rPr>
+          <w:sz w:val="20"/>
+        </w:rPr>
         <w:t>1. The orchestrator does a quick scan of the application to scope each stage.</w:t>
       </w:r>
     </w:p>
     <w:p>
       <w:r>
+        <w:rPr>
+          <w:sz w:val="20"/>
+        </w:rPr>
         <w:t xml:space="preserve">2. It </w:t>
       </w:r>
       <w:r>
         <w:rPr>
           <w:b/>
+          <w:sz w:val="20"/>
         </w:rPr>
         <w:t>fans out to three sub-agents in parallel</w:t>
       </w:r>
       <w:r>
+        <w:rPr>
+          <w:sz w:val="20"/>
+        </w:rPr>
         <w:t xml:space="preserve"> — `iq-qualifier`, `oq-qualifier`,</w:t>
       </w:r>
     </w:p>
     <w:p>
       <w:r>
+        <w:rPr>
+          <w:sz w:val="20"/>
+        </w:rPr>
         <w:t xml:space="preserve">   `pq-qualifier` — each examining its slice in its own context:</w:t>
       </w:r>
     </w:p>
@@ -514,24 +677,35 @@
       <w:r>
         <w:rPr>
           <w:b/>
+          <w:sz w:val="20"/>
         </w:rPr>
         <w:t>IQ</w:t>
       </w:r>
       <w:r>
+        <w:rPr>
+          <w:sz w:val="20"/>
+        </w:rPr>
         <w:t xml:space="preserve"> — is it installed/configured correctly? tech stack, </w:t>
       </w:r>
       <w:r>
         <w:rPr>
           <w:b/>
+          <w:sz w:val="20"/>
         </w:rPr>
         <w:t>database schema(s)</w:t>
       </w:r>
       <w:r>
+        <w:rPr>
+          <w:sz w:val="20"/>
+        </w:rPr>
         <w:t>,</w:t>
       </w:r>
     </w:p>
     <w:p>
       <w:r>
+        <w:rPr>
+          <w:sz w:val="20"/>
+        </w:rPr>
         <w:t xml:space="preserve">     required seed/reference data, boot configuration.</w:t>
       </w:r>
     </w:p>
@@ -542,47 +716,69 @@
       <w:r>
         <w:rPr>
           <w:b/>
+          <w:sz w:val="20"/>
         </w:rPr>
         <w:t>OQ</w:t>
       </w:r>
       <w:r>
+        <w:rPr>
+          <w:sz w:val="20"/>
+        </w:rPr>
         <w:t xml:space="preserve"> — does it operate per spec? functions, </w:t>
       </w:r>
       <w:r>
         <w:rPr>
           <w:b/>
+          <w:sz w:val="20"/>
         </w:rPr>
         <w:t>unit-test evidence</w:t>
       </w:r>
       <w:r>
+        <w:rPr>
+          <w:sz w:val="20"/>
+        </w:rPr>
         <w:t>, edge &amp; error</w:t>
       </w:r>
     </w:p>
     <w:p>
       <w:r>
+        <w:rPr>
+          <w:sz w:val="20"/>
+        </w:rPr>
         <w:t xml:space="preserve">     conditions, </w:t>
       </w:r>
       <w:r>
         <w:rPr>
           <w:b/>
+          <w:sz w:val="20"/>
         </w:rPr>
         <w:t>audit trails</w:t>
       </w:r>
       <w:r>
+        <w:rPr>
+          <w:sz w:val="20"/>
+        </w:rPr>
         <w:t xml:space="preserve">, </w:t>
       </w:r>
       <w:r>
         <w:rPr>
           <w:b/>
+          <w:sz w:val="20"/>
         </w:rPr>
         <w:t>electronic signatures/sign-offs</w:t>
       </w:r>
       <w:r>
+        <w:rPr>
+          <w:sz w:val="20"/>
+        </w:rPr>
         <w:t>, dependency</w:t>
       </w:r>
     </w:p>
     <w:p>
       <w:r>
+        <w:rPr>
+          <w:sz w:val="20"/>
+        </w:rPr>
         <w:t xml:space="preserve">     handling (must fail loud, never silently), minimum configuration to *use* the system.</w:t>
       </w:r>
     </w:p>
@@ -593,25 +789,38 @@
       <w:r>
         <w:rPr>
           <w:b/>
+          <w:sz w:val="20"/>
         </w:rPr>
         <w:t>PQ</w:t>
       </w:r>
       <w:r>
+        <w:rPr>
+          <w:sz w:val="20"/>
+        </w:rPr>
         <w:t xml:space="preserve"> — does it do its job? intended-use workflows, requirements traceability, and —</w:t>
       </w:r>
     </w:p>
     <w:p>
       <w:r>
+        <w:rPr>
+          <w:sz w:val="20"/>
+        </w:rPr>
         <w:t xml:space="preserve">     for AI/ML systems — consistency, drift, and (for LLMs) hallucination, with defined</w:t>
       </w:r>
     </w:p>
     <w:p>
       <w:r>
+        <w:rPr>
+          <w:sz w:val="20"/>
+        </w:rPr>
         <w:t xml:space="preserve">     acceptance outcomes.</w:t>
       </w:r>
     </w:p>
     <w:p>
       <w:r>
+        <w:rPr>
+          <w:sz w:val="20"/>
+        </w:rPr>
         <w:t>3. The orchestrator assembles everything into one consolidated pack.</w:t>
       </w:r>
     </w:p>
@@ -619,72 +828,99 @@
       <w:r>
         <w:rPr>
           <w:b/>
+          <w:sz w:val="20"/>
         </w:rPr>
         <w:t>Expect a DRAFT.</w:t>
       </w:r>
       <w:r>
+        <w:rPr>
+          <w:sz w:val="20"/>
+        </w:rPr>
         <w:t xml:space="preserve"> The test scripts are *draft instruments* derived from examining the</w:t>
       </w:r>
     </w:p>
     <w:p>
       <w:r>
+        <w:rPr>
+          <w:sz w:val="20"/>
+        </w:rPr>
         <w:t>system; you then run them against the live system, and some will need adjustment against</w:t>
       </w:r>
     </w:p>
     <w:p>
       <w:r>
+        <w:rPr>
+          <w:sz w:val="20"/>
+        </w:rPr>
         <w:t>what actually executes. That iteration is the qualification work. **The genuine test of the</w:t>
       </w:r>
     </w:p>
     <w:p>
       <w:r>
+        <w:rPr>
+          <w:sz w:val="20"/>
+        </w:rPr>
         <w:t>system is running the scripts** — reading code is necessarily partial.</w:t>
       </w:r>
     </w:p>
     <w:p>
-      <w:r>
-        <w:t>---</w:t>
-      </w:r>
-    </w:p>
-    <w:p>
       <w:pPr>
-        <w:pStyle w:val="Heading1"/>
+        <w:keepNext/>
+        <w:spacing w:before="200" w:after="80"/>
       </w:pPr>
       <w:r>
         <w:rPr>
+          <w:b/>
           <w:color w:val="276BB2"/>
+          <w:sz w:val="28"/>
         </w:rPr>
         <w:t>5. What you get — the `Qualification/` directory</w:t>
       </w:r>
     </w:p>
     <w:p>
       <w:r>
+        <w:rPr>
+          <w:sz w:val="20"/>
+        </w:rPr>
         <w:t xml:space="preserve">By default a `Qualification/` folder is created </w:t>
       </w:r>
       <w:r>
         <w:rPr>
           <w:b/>
+          <w:sz w:val="20"/>
         </w:rPr>
         <w:t>inside the project you qualified</w:t>
       </w:r>
     </w:p>
     <w:p>
       <w:r>
+        <w:rPr>
+          <w:sz w:val="20"/>
+        </w:rPr>
         <w:t>(`&lt;project&gt;/Qualification/`), so it lives and versions with the system and sits where the</w:t>
       </w:r>
     </w:p>
     <w:p>
       <w:r>
+        <w:rPr>
+          <w:sz w:val="20"/>
+        </w:rPr>
         <w:t>gap-loop needs it. The engine *examines* the system read-only and modifies **no existing</w:t>
       </w:r>
     </w:p>
     <w:p>
       <w:r>
+        <w:rPr>
+          <w:sz w:val="20"/>
+        </w:rPr>
         <w:t>files** — it only adds this new folder. (Point it elsewhere if you want a detached</w:t>
       </w:r>
     </w:p>
     <w:p>
       <w:r>
+        <w:rPr>
+          <w:sz w:val="20"/>
+        </w:rPr>
         <w:t>deliverable.) It contains:</w:t>
       </w:r>
     </w:p>
@@ -695,7 +931,7 @@
       <w:r>
         <w:rPr>
           <w:rFonts w:ascii="Consolas" w:hAnsi="Consolas"/>
-          <w:sz w:val="16"/>
+          <w:sz w:val="17"/>
         </w:rPr>
         <w:t>Qualification/</w:t>
         <w:br/>
@@ -732,57 +968,85 @@
       <w:r>
         <w:rPr>
           <w:b/>
+          <w:sz w:val="20"/>
         </w:rPr>
         <w:t>Every qualification item is a test-case</w:t>
       </w:r>
       <w:r>
+        <w:rPr>
+          <w:sz w:val="20"/>
+        </w:rPr>
         <w:t xml:space="preserve"> with: an ID (`IQ-/OQ-/PQ-NNN`, `-AI-` for</w:t>
       </w:r>
     </w:p>
     <w:p>
       <w:r>
+        <w:rPr>
+          <w:sz w:val="20"/>
+        </w:rPr>
         <w:t xml:space="preserve">AI-specific), the </w:t>
       </w:r>
       <w:r>
         <w:rPr>
           <w:b/>
+          <w:sz w:val="20"/>
         </w:rPr>
         <w:t>requirement</w:t>
       </w:r>
       <w:r>
+        <w:rPr>
+          <w:sz w:val="20"/>
+        </w:rPr>
         <w:t xml:space="preserve">, the regulatory linkage, the </w:t>
       </w:r>
       <w:r>
         <w:rPr>
           <w:b/>
+          <w:sz w:val="20"/>
         </w:rPr>
         <w:t>executable test</w:t>
       </w:r>
       <w:r>
+        <w:rPr>
+          <w:sz w:val="20"/>
+        </w:rPr>
         <w:t xml:space="preserve"> (a</w:t>
       </w:r>
     </w:p>
     <w:p>
       <w:r>
+        <w:rPr>
+          <w:sz w:val="20"/>
+        </w:rPr>
         <w:t>script in `scripts/`, or a manual procedure where it can't be scripted — UI tests usually</w:t>
       </w:r>
     </w:p>
     <w:p>
       <w:r>
+        <w:rPr>
+          <w:sz w:val="20"/>
+        </w:rPr>
         <w:t xml:space="preserve">are manual), the </w:t>
       </w:r>
       <w:r>
         <w:rPr>
           <w:b/>
+          <w:sz w:val="20"/>
         </w:rPr>
         <w:t>acceptance criteria</w:t>
       </w:r>
       <w:r>
+        <w:rPr>
+          <w:sz w:val="20"/>
+        </w:rPr>
         <w:t>, the expected result, and a blank **execution</w:t>
       </w:r>
     </w:p>
     <w:p>
       <w:r>
+        <w:rPr>
+          <w:sz w:val="20"/>
+        </w:rPr>
         <w:t>record** to complete when run.</w:t>
       </w:r>
     </w:p>
@@ -790,33 +1054,48 @@
       <w:r>
         <w:rPr>
           <w:b/>
+          <w:sz w:val="20"/>
         </w:rPr>
         <w:t>Formats:</w:t>
       </w:r>
       <w:r>
+        <w:rPr>
+          <w:sz w:val="20"/>
+        </w:rPr>
         <w:t xml:space="preserve"> Markdown is the </w:t>
       </w:r>
       <w:r>
         <w:rPr>
           <w:b/>
+          <w:sz w:val="20"/>
         </w:rPr>
         <w:t>source of truth</w:t>
       </w:r>
       <w:r>
+        <w:rPr>
+          <w:sz w:val="20"/>
+        </w:rPr>
         <w:t>. Word (branded, authored by ParaQualis</w:t>
       </w:r>
     </w:p>
     <w:p>
       <w:r>
+        <w:rPr>
+          <w:sz w:val="20"/>
+        </w:rPr>
         <w:t xml:space="preserve">LLC) and Excel are </w:t>
       </w:r>
       <w:r>
         <w:rPr>
           <w:b/>
+          <w:sz w:val="20"/>
         </w:rPr>
         <w:t>generated</w:t>
       </w:r>
       <w:r>
+        <w:rPr>
+          <w:sz w:val="20"/>
+        </w:rPr>
         <w:t xml:space="preserve"> — never hand-edit them. After editing any `.md`, rebuild:</w:t>
       </w:r>
     </w:p>
@@ -827,66 +1106,85 @@
       <w:r>
         <w:rPr>
           <w:rFonts w:ascii="Consolas" w:hAnsi="Consolas"/>
-          <w:sz w:val="16"/>
+          <w:sz w:val="17"/>
         </w:rPr>
         <w:t>cd Qualification &amp;&amp; python3 build_docx.py &amp;&amp; python3 build_xlsx.py</w:t>
       </w:r>
     </w:p>
     <w:p>
-      <w:r>
-        <w:t>---</w:t>
-      </w:r>
-    </w:p>
-    <w:p>
       <w:pPr>
-        <w:pStyle w:val="Heading1"/>
+        <w:keepNext/>
+        <w:spacing w:before="200" w:after="80"/>
       </w:pPr>
       <w:r>
         <w:rPr>
+          <w:b/>
           <w:color w:val="276BB2"/>
+          <w:sz w:val="28"/>
         </w:rPr>
         <w:t>6. Closing the gaps (the loop)</w:t>
       </w:r>
     </w:p>
     <w:p>
       <w:r>
+        <w:rPr>
+          <w:sz w:val="20"/>
+        </w:rPr>
         <w:t xml:space="preserve">`docs/Gap-Analysis.md` is one file with two jobs: it is the auditable </w:t>
       </w:r>
       <w:r>
         <w:rPr>
           <w:b/>
+          <w:sz w:val="20"/>
         </w:rPr>
         <w:t>QA gap register</w:t>
       </w:r>
       <w:r>
+        <w:rPr>
+          <w:sz w:val="20"/>
+        </w:rPr>
         <w:t>,</w:t>
       </w:r>
     </w:p>
     <w:p>
       <w:r>
+        <w:rPr>
+          <w:sz w:val="20"/>
+        </w:rPr>
         <w:t xml:space="preserve">and it is the file you </w:t>
       </w:r>
       <w:r>
         <w:rPr>
           <w:b/>
+          <w:sz w:val="20"/>
         </w:rPr>
         <w:t>feed to Claude in the application's repo to close the gaps</w:t>
       </w:r>
       <w:r>
+        <w:rPr>
+          <w:sz w:val="20"/>
+        </w:rPr>
         <w:t>. Each</w:t>
       </w:r>
     </w:p>
     <w:p>
       <w:r>
+        <w:rPr>
+          <w:sz w:val="20"/>
+        </w:rPr>
         <w:t xml:space="preserve">gap row carries its </w:t>
       </w:r>
       <w:r>
         <w:rPr>
           <w:b/>
+          <w:sz w:val="20"/>
         </w:rPr>
         <w:t>definition of done = the test-case that must pass</w:t>
       </w:r>
       <w:r>
+        <w:rPr>
+          <w:sz w:val="20"/>
+        </w:rPr>
         <w:t>. So:</w:t>
       </w:r>
     </w:p>
@@ -897,7 +1195,7 @@
       <w:r>
         <w:rPr>
           <w:rFonts w:ascii="Consolas" w:hAnsi="Consolas"/>
-          <w:sz w:val="16"/>
+          <w:sz w:val="17"/>
         </w:rPr>
         <w:t>/qualify &lt;app&gt;            → tests + Gap-Analysis.md (each gap: fix + "done = test X passes")</w:t>
         <w:br/>
@@ -910,26 +1208,30 @@
     </w:p>
     <w:p>
       <w:r>
+        <w:rPr>
+          <w:sz w:val="20"/>
+        </w:rPr>
         <w:t>Remediation and evidence are the same chain: a gap is closed only when the test that found</w:t>
       </w:r>
     </w:p>
     <w:p>
       <w:r>
+        <w:rPr>
+          <w:sz w:val="20"/>
+        </w:rPr>
         <w:t>it passes — not on anyone's say-so.</w:t>
       </w:r>
     </w:p>
     <w:p>
-      <w:r>
-        <w:t>---</w:t>
-      </w:r>
-    </w:p>
-    <w:p>
       <w:pPr>
-        <w:pStyle w:val="Heading1"/>
+        <w:keepNext/>
+        <w:spacing w:before="200" w:after="80"/>
       </w:pPr>
       <w:r>
         <w:rPr>
+          <w:b/>
           <w:color w:val="276BB2"/>
+          <w:sz w:val="28"/>
         </w:rPr>
         <w:t>7. Principles the engine holds to (so you can trust the output)</w:t>
       </w:r>
@@ -941,15 +1243,22 @@
       <w:r>
         <w:rPr>
           <w:b/>
+          <w:sz w:val="20"/>
         </w:rPr>
         <w:t>No stack assumptions</w:t>
       </w:r>
       <w:r>
+        <w:rPr>
+          <w:sz w:val="20"/>
+        </w:rPr>
         <w:t xml:space="preserve"> — language, runtime, and databases (0/1/many, any type) are</w:t>
       </w:r>
     </w:p>
     <w:p>
       <w:r>
+        <w:rPr>
+          <w:sz w:val="20"/>
+        </w:rPr>
         <w:t xml:space="preserve">  discovered, not assumed; absence of a component is a valid finding, not a skipped test.</w:t>
       </w:r>
     </w:p>
@@ -960,15 +1269,22 @@
       <w:r>
         <w:rPr>
           <w:b/>
+          <w:sz w:val="20"/>
         </w:rPr>
         <w:t>Expected values are sourced, not invented</w:t>
       </w:r>
       <w:r>
+        <w:rPr>
+          <w:sz w:val="20"/>
+        </w:rPr>
         <w:t xml:space="preserve"> — read from the spec or the system's own</w:t>
       </w:r>
     </w:p>
     <w:p>
       <w:r>
+        <w:rPr>
+          <w:sz w:val="20"/>
+        </w:rPr>
         <w:t xml:space="preserve">  declarations and cited; never hardcoded literals.</w:t>
       </w:r>
     </w:p>
@@ -979,15 +1295,22 @@
       <w:r>
         <w:rPr>
           <w:b/>
+          <w:sz w:val="20"/>
         </w:rPr>
         <w:t>Honest evidence</w:t>
       </w:r>
       <w:r>
+        <w:rPr>
+          <w:sz w:val="20"/>
+        </w:rPr>
         <w:t xml:space="preserve"> — a skipped/unexecuted test is *not* a pass (skips are only for true</w:t>
       </w:r>
     </w:p>
     <w:p>
       <w:r>
+        <w:rPr>
+          <w:sz w:val="20"/>
+        </w:rPr>
         <w:t xml:space="preserve">  environment gates); errors are never swallowed silently.</w:t>
       </w:r>
     </w:p>
@@ -998,10 +1321,14 @@
       <w:r>
         <w:rPr>
           <w:b/>
+          <w:sz w:val="20"/>
         </w:rPr>
         <w:t>Deterministic on compliance-critical paths</w:t>
       </w:r>
       <w:r>
+        <w:rPr>
+          <w:sz w:val="20"/>
+        </w:rPr>
         <w:t xml:space="preserve"> — no "usually right" / magic-number logic.</w:t>
       </w:r>
     </w:p>
@@ -1012,25 +1339,38 @@
       <w:r>
         <w:rPr>
           <w:b/>
+          <w:sz w:val="20"/>
         </w:rPr>
         <w:t>Writes only the `Qualification/` folder</w:t>
       </w:r>
       <w:r>
+        <w:rPr>
+          <w:sz w:val="20"/>
+        </w:rPr>
         <w:t xml:space="preserve"> — never your `tests/`, `validation/`,</w:t>
       </w:r>
     </w:p>
     <w:p>
       <w:r>
+        <w:rPr>
+          <w:sz w:val="20"/>
+        </w:rPr>
         <w:t xml:space="preserve">  source, or config. It *reads* those if present (as evidence) and treats their **absence</w:t>
       </w:r>
     </w:p>
     <w:p>
       <w:r>
+        <w:rPr>
+          <w:sz w:val="20"/>
+        </w:rPr>
         <w:t xml:space="preserve">  as a finding, not an error** — it won't create them. Generated scripts live in</w:t>
       </w:r>
     </w:p>
     <w:p>
       <w:r>
+        <w:rPr>
+          <w:sz w:val="20"/>
+        </w:rPr>
         <w:t xml:space="preserve">  `Qualification/scripts/`, not in your test tree.</w:t>
       </w:r>
     </w:p>
@@ -1041,21 +1381,28 @@
       <w:r>
         <w:rPr>
           <w:b/>
+          <w:sz w:val="20"/>
         </w:rPr>
         <w:t>Draft, traceable, approval-gated</w:t>
       </w:r>
       <w:r>
+        <w:rPr>
+          <w:sz w:val="20"/>
+        </w:rPr>
         <w:t xml:space="preserve"> — every claim cites its evidence; the pack is</w:t>
       </w:r>
     </w:p>
     <w:p>
       <w:r>
+        <w:rPr>
+          <w:sz w:val="20"/>
+        </w:rPr>
         <w:t xml:space="preserve">  reviewed and approved by appropriately qualified and authorized personnel.</w:t>
       </w:r>
     </w:p>
     <w:sectPr>
-      <w:pgSz w:w="12240" w:h="15840"/>
-      <w:pgMar w:top="1440" w:right="1800" w:bottom="1440" w:left="1800" w:header="720" w:footer="720" w:gutter="0"/>
+      <w:pgSz w:w="15840" w:h="12240" w:orient="landscape"/>
+      <w:pgMar w:top="864" w:right="864" w:bottom="864" w:left="864" w:header="720" w:footer="720" w:gutter="0"/>
       <w:cols w:space="720"/>
       <w:docGrid w:linePitch="360"/>
     </w:sectPr>
@@ -1428,7 +1775,7 @@
     <w:rsid w:val="00FC693F"/>
     <w:rPr>
       <w:rFonts w:ascii="Calibri" w:hAnsi="Calibri"/>
-      <w:sz w:val="21"/>
+      <w:sz w:val="20"/>
     </w:rPr>
   </w:style>
   <w:style w:type="paragraph" w:styleId="Header">

--- a/docs/how-to-qualify.docx
+++ b/docs/how-to-qualify.docx
@@ -1245,6 +1245,40 @@
           <w:b/>
           <w:sz w:val="20"/>
         </w:rPr>
+        <w:t>Plain English, always</w:t>
+      </w:r>
+      <w:r>
+        <w:rPr>
+          <w:sz w:val="20"/>
+        </w:rPr>
+        <w:t xml:space="preserve"> — verdicts, findings, and gaps are written so any reader</w:t>
+      </w:r>
+    </w:p>
+    <w:p>
+      <w:r>
+        <w:rPr>
+          <w:sz w:val="20"/>
+        </w:rPr>
+        <w:t xml:space="preserve">  follows them without decoding jargon (not just a developer): what it is *and why it</w:t>
+      </w:r>
+    </w:p>
+    <w:p>
+      <w:r>
+        <w:rPr>
+          <w:sz w:val="20"/>
+        </w:rPr>
+        <w:t xml:space="preserve">  matters*. Technical detail lives in the scripts/remediation, not the narrative.</w:t>
+      </w:r>
+    </w:p>
+    <w:p>
+      <w:pPr>
+        <w:pStyle w:val="ListBullet"/>
+      </w:pPr>
+      <w:r>
+        <w:rPr>
+          <w:b/>
+          <w:sz w:val="20"/>
+        </w:rPr>
         <w:t>No stack assumptions</w:t>
       </w:r>
       <w:r>

--- a/docs/how-to-qualify.docx
+++ b/docs/how-to-qualify.docx
@@ -207,7 +207,7 @@
         <w:rPr>
           <w:sz w:val="20"/>
         </w:rPr>
-        <w:t xml:space="preserve">  `git clone git@github.com:DeepJam/paraqualis-skills.git`</w:t>
+        <w:t xml:space="preserve">  `git clone git@github.com:paraqualis/paraqualis-skills.git`</w:t>
       </w:r>
     </w:p>
     <w:p>
@@ -233,7 +233,7 @@
         <w:rPr>
           <w:sz w:val="20"/>
         </w:rPr>
-        <w:t xml:space="preserve">  `git clone https://github.com/DeepJam/paraqualis-skills.git`</w:t>
+        <w:t xml:space="preserve">  `git clone https://github.com/paraqualis/paraqualis-skills.git`</w:t>
       </w:r>
     </w:p>
     <w:p>

--- a/docs/how-to-qualify.docx
+++ b/docs/how-to-qualify.docx
@@ -326,7 +326,7 @@
         <w:rPr>
           <w:sz w:val="20"/>
         </w:rPr>
-        <w:t xml:space="preserve"> so it registers them. Confirm with `/` → `/qualify` appears.</w:t>
+        <w:t xml:space="preserve"> so it registers them. Confirm with `/` → `/qualify:build` appears.</w:t>
       </w:r>
     </w:p>
     <w:p>
@@ -387,7 +387,7 @@
         <w:rPr>
           <w:sz w:val="20"/>
         </w:rPr>
-        <w:t>Run `/qualify` from a Claude Code session that can see the application. To get grounded,</w:t>
+        <w:t>Run `/qualify:build` from a Claude Code session that can see the application. To get grounded,</w:t>
       </w:r>
     </w:p>
     <w:p>
@@ -477,13 +477,13 @@
           <w:b/>
           <w:sz w:val="20"/>
         </w:rPr>
-        <w:t>Where the specification lives</w:t>
+        <w:t>Where the requirements/specification lives</w:t>
       </w:r>
       <w:r>
         <w:rPr>
           <w:sz w:val="20"/>
         </w:rPr>
-        <w:t xml:space="preserve"> — URS, functional/design specs, configuration</w:t>
+        <w:t xml:space="preserve"> — the URS (or whatever it's called) that</w:t>
       </w:r>
     </w:p>
     <w:p>
@@ -491,7 +491,33 @@
         <w:rPr>
           <w:sz w:val="20"/>
         </w:rPr>
-        <w:t xml:space="preserve">  baselines. Expected values (versions, schema, thresholds) are read from the spec or the</w:t>
+        <w:t xml:space="preserve">  </w:t>
+      </w:r>
+      <w:r>
+        <w:rPr>
+          <w:b/>
+          <w:sz w:val="20"/>
+        </w:rPr>
+        <w:t>PQ</w:t>
+      </w:r>
+      <w:r>
+        <w:rPr>
+          <w:sz w:val="20"/>
+        </w:rPr>
+        <w:t xml:space="preserve"> traces against. It can have </w:t>
+      </w:r>
+      <w:r>
+        <w:rPr>
+          <w:b/>
+          <w:sz w:val="20"/>
+        </w:rPr>
+        <w:t>any name</w:t>
+      </w:r>
+      <w:r>
+        <w:rPr>
+          <w:sz w:val="20"/>
+        </w:rPr>
+        <w:t xml:space="preserve"> (URS, FRS, SRS, "Functional Spec"), sit</w:t>
       </w:r>
     </w:p>
     <w:p>
@@ -499,7 +525,65 @@
         <w:rPr>
           <w:sz w:val="20"/>
         </w:rPr>
-        <w:t xml:space="preserve">  system's own declarations (Dockerfile, lockfiles, migrations) — so point Claude at them.</w:t>
+        <w:t xml:space="preserve">  in a </w:t>
+      </w:r>
+      <w:r>
+        <w:rPr>
+          <w:b/>
+          <w:sz w:val="20"/>
+        </w:rPr>
+        <w:t>subfolder</w:t>
+      </w:r>
+      <w:r>
+        <w:rPr>
+          <w:sz w:val="20"/>
+        </w:rPr>
+        <w:t xml:space="preserve">, or live </w:t>
+      </w:r>
+      <w:r>
+        <w:rPr>
+          <w:b/>
+          <w:sz w:val="20"/>
+        </w:rPr>
+        <w:t>outside the repo</w:t>
+      </w:r>
+      <w:r>
+        <w:rPr>
+          <w:sz w:val="20"/>
+        </w:rPr>
+        <w:t xml:space="preserve"> (a shared drive, SharePoint/Confluence,</w:t>
+      </w:r>
+    </w:p>
+    <w:p>
+      <w:r>
+        <w:rPr>
+          <w:sz w:val="20"/>
+        </w:rPr>
+        <w:t xml:space="preserve">  a Word/PDF, a link). You don't have to pre-locate it: the commands **search the obvious</w:t>
+      </w:r>
+    </w:p>
+    <w:p>
+      <w:r>
+        <w:rPr>
+          <w:sz w:val="20"/>
+        </w:rPr>
+        <w:t xml:space="preserve">  places and then ask you to confirm or point to it** — they never assume it's missing</w:t>
+      </w:r>
+    </w:p>
+    <w:p>
+      <w:r>
+        <w:rPr>
+          <w:sz w:val="20"/>
+        </w:rPr>
+        <w:t xml:space="preserve">  without checking with you first. Expected values (versions, schema, thresholds) are read</w:t>
+      </w:r>
+    </w:p>
+    <w:p>
+      <w:r>
+        <w:rPr>
+          <w:sz w:val="20"/>
+        </w:rPr>
+        <w:t xml:space="preserve">  from the spec or the system's own declarations (Dockerfile, lockfiles, migrations).</w:t>
       </w:r>
     </w:p>
     <w:p>
@@ -517,7 +601,7 @@
         <w:rPr>
           <w:sz w:val="20"/>
         </w:rPr>
-        <w:t xml:space="preserve"> to verify against (enables *verify mode*, below).</w:t>
+        <w:t xml:space="preserve"> to review (that's what `/qualify:review` works on).</w:t>
       </w:r>
     </w:p>
     <w:p>
@@ -566,10 +650,53 @@
     <w:p>
       <w:r>
         <w:rPr>
+          <w:sz w:val="20"/>
+        </w:rPr>
+        <w:t xml:space="preserve">The qualification engine is </w:t>
+      </w:r>
+      <w:r>
+        <w:rPr>
           <w:b/>
           <w:sz w:val="20"/>
         </w:rPr>
-        <w:t>Generate a new pack:</w:t>
+        <w:t>three commands</w:t>
+      </w:r>
+      <w:r>
+        <w:rPr>
+          <w:sz w:val="20"/>
+        </w:rPr>
+        <w:t xml:space="preserve"> in the `qualify:` family — build a pack,</w:t>
+      </w:r>
+    </w:p>
+    <w:p>
+      <w:r>
+        <w:rPr>
+          <w:sz w:val="20"/>
+        </w:rPr>
+        <w:t>author the requirements it traces against, and review an existing pack.</w:t>
+      </w:r>
+    </w:p>
+    <w:p>
+      <w:r>
+        <w:rPr>
+          <w:b/>
+          <w:sz w:val="20"/>
+        </w:rPr>
+        <w:t>Build a new pack</w:t>
+      </w:r>
+      <w:r>
+        <w:rPr>
+          <w:sz w:val="20"/>
+        </w:rPr>
+        <w:t xml:space="preserve"> (the generate path — discovers the stack, schema(s), seed data, and</w:t>
+      </w:r>
+    </w:p>
+    <w:p>
+      <w:r>
+        <w:rPr>
+          <w:sz w:val="20"/>
+        </w:rPr>
+        <w:t>the approved requirements, then fans out to the three sub-agents in parallel):</w:t>
       </w:r>
     </w:p>
     <w:p>
@@ -581,7 +708,44 @@
           <w:rFonts w:ascii="Consolas" w:hAnsi="Consolas"/>
           <w:sz w:val="17"/>
         </w:rPr>
-        <w:t>/qualify &lt;path-to-the-application&gt;</w:t>
+        <w:t>/qualify:build &lt;path-to-the-application&gt;</w:t>
+      </w:r>
+    </w:p>
+    <w:p>
+      <w:r>
+        <w:rPr>
+          <w:sz w:val="20"/>
+        </w:rPr>
+        <w:t>If no approved requirements document exists, build still completes IQ, OQ, and whatever PQ</w:t>
+      </w:r>
+    </w:p>
+    <w:p>
+      <w:r>
+        <w:rPr>
+          <w:sz w:val="20"/>
+        </w:rPr>
+        <w:t xml:space="preserve">it can, raises a </w:t>
+      </w:r>
+      <w:r>
+        <w:rPr>
+          <w:b/>
+          <w:sz w:val="20"/>
+        </w:rPr>
+        <w:t>critical finding</w:t>
+      </w:r>
+      <w:r>
+        <w:rPr>
+          <w:sz w:val="20"/>
+        </w:rPr>
+        <w:t xml:space="preserve"> for the missing spec, and **offers to author a draft</w:t>
+      </w:r>
+    </w:p>
+    <w:p>
+      <w:r>
+        <w:rPr>
+          <w:sz w:val="20"/>
+        </w:rPr>
+        <w:t>URS inline** so PQ can be completed.</w:t>
       </w:r>
     </w:p>
     <w:p>
@@ -590,13 +754,13 @@
           <w:b/>
           <w:sz w:val="20"/>
         </w:rPr>
-        <w:t>Verify an existing pack</w:t>
+        <w:t>Author a requirements document</w:t>
       </w:r>
       <w:r>
         <w:rPr>
           <w:sz w:val="20"/>
         </w:rPr>
-        <w:t xml:space="preserve"> (pre-checks the items it can substantiate, leaves the rest for</w:t>
+        <w:t xml:space="preserve"> (when none exists — a documented spec is a regulatory</w:t>
       </w:r>
     </w:p>
     <w:p>
@@ -604,7 +768,7 @@
         <w:rPr>
           <w:sz w:val="20"/>
         </w:rPr>
-        <w:t>human sign-off):</w:t>
+        <w:t>obligation, and the thing PQ traces against):</w:t>
       </w:r>
     </w:p>
     <w:p>
@@ -616,7 +780,79 @@
           <w:rFonts w:ascii="Consolas" w:hAnsi="Consolas"/>
           <w:sz w:val="17"/>
         </w:rPr>
-        <w:t>/qualify &lt;path-to-the-application&gt;   (then reference the existing qualification pack)</w:t>
+        <w:t>/qualify:requirements &lt;path-to-the-application&gt;</w:t>
+      </w:r>
+    </w:p>
+    <w:p>
+      <w:r>
+        <w:rPr>
+          <w:sz w:val="20"/>
+        </w:rPr>
+        <w:t xml:space="preserve">Writes a </w:t>
+      </w:r>
+      <w:r>
+        <w:rPr>
+          <w:b/>
+          <w:sz w:val="20"/>
+        </w:rPr>
+        <w:t>draft URS</w:t>
+      </w:r>
+      <w:r>
+        <w:rPr>
+          <w:sz w:val="20"/>
+        </w:rPr>
+        <w:t xml:space="preserve"> to `&lt;app&gt;/Qualification/requirements/URS.md`; review and approve it,</w:t>
+      </w:r>
+    </w:p>
+    <w:p>
+      <w:r>
+        <w:rPr>
+          <w:sz w:val="20"/>
+        </w:rPr>
+        <w:t>then `/qualify:build` traces PQ to it.</w:t>
+      </w:r>
+    </w:p>
+    <w:p>
+      <w:r>
+        <w:rPr>
+          <w:b/>
+          <w:sz w:val="20"/>
+        </w:rPr>
+        <w:t>Review an existing pack</w:t>
+      </w:r>
+      <w:r>
+        <w:rPr>
+          <w:sz w:val="20"/>
+        </w:rPr>
+        <w:t xml:space="preserve"> (the verify path — reports what's complete and what's</w:t>
+      </w:r>
+    </w:p>
+    <w:p>
+      <w:r>
+        <w:rPr>
+          <w:sz w:val="20"/>
+        </w:rPr>
+        <w:t>outstanding, detects drift against the current system, and produces a gap-closure plan</w:t>
+      </w:r>
+    </w:p>
+    <w:p>
+      <w:r>
+        <w:rPr>
+          <w:sz w:val="20"/>
+        </w:rPr>
+        <w:t>split into AI-closable vs. human/witnessed):</w:t>
+      </w:r>
+    </w:p>
+    <w:p>
+      <w:pPr>
+        <w:shd w:val="clear" w:fill="EFEAE3"/>
+      </w:pPr>
+      <w:r>
+        <w:rPr>
+          <w:rFonts w:ascii="Consolas" w:hAnsi="Consolas"/>
+          <w:sz w:val="17"/>
+        </w:rPr>
+        <w:t>/qualify:review &lt;path-to-the-application&gt;</w:t>
       </w:r>
     </w:p>
     <w:p>
@@ -638,6 +874,27 @@
         <w:rPr>
           <w:sz w:val="20"/>
         </w:rPr>
+        <w:t xml:space="preserve">For </w:t>
+      </w:r>
+      <w:r>
+        <w:rPr>
+          <w:b/>
+          <w:sz w:val="20"/>
+        </w:rPr>
+        <w:t>`/qualify:build`</w:t>
+      </w:r>
+      <w:r>
+        <w:rPr>
+          <w:sz w:val="20"/>
+        </w:rPr>
+        <w:t>:</w:t>
+      </w:r>
+    </w:p>
+    <w:p>
+      <w:r>
+        <w:rPr>
+          <w:sz w:val="20"/>
+        </w:rPr>
         <w:t>1. The orchestrator does a quick scan of the application to scope each stage.</w:t>
       </w:r>
     </w:p>
@@ -647,6 +904,56 @@
           <w:sz w:val="20"/>
         </w:rPr>
         <w:t xml:space="preserve">2. It </w:t>
+      </w:r>
+      <w:r>
+        <w:rPr>
+          <w:b/>
+          <w:sz w:val="20"/>
+        </w:rPr>
+        <w:t>locates the requirements</w:t>
+      </w:r>
+      <w:r>
+        <w:rPr>
+          <w:sz w:val="20"/>
+        </w:rPr>
+        <w:t xml:space="preserve"> — searches the obvious places and **asks you to confirm</w:t>
+      </w:r>
+    </w:p>
+    <w:p>
+      <w:r>
+        <w:rPr>
+          <w:sz w:val="20"/>
+        </w:rPr>
+        <w:t xml:space="preserve">   or point to the spec** (any name, subfolder, or external source). It treats requirements</w:t>
+      </w:r>
+    </w:p>
+    <w:p>
+      <w:r>
+        <w:rPr>
+          <w:sz w:val="20"/>
+        </w:rPr>
+        <w:t xml:space="preserve">   as missing </w:t>
+      </w:r>
+      <w:r>
+        <w:rPr>
+          <w:b/>
+          <w:sz w:val="20"/>
+        </w:rPr>
+        <w:t>only after you confirm</w:t>
+      </w:r>
+      <w:r>
+        <w:rPr>
+          <w:sz w:val="20"/>
+        </w:rPr>
+        <w:t xml:space="preserve"> there is none.</w:t>
+      </w:r>
+    </w:p>
+    <w:p>
+      <w:r>
+        <w:rPr>
+          <w:sz w:val="20"/>
+        </w:rPr>
+        <w:t xml:space="preserve">3. It </w:t>
       </w:r>
       <w:r>
         <w:rPr>
@@ -821,7 +1128,185 @@
         <w:rPr>
           <w:sz w:val="20"/>
         </w:rPr>
-        <w:t>3. The orchestrator assembles everything into one consolidated pack.</w:t>
+        <w:t>4. The orchestrator assembles everything into one consolidated pack.</w:t>
+      </w:r>
+    </w:p>
+    <w:p>
+      <w:r>
+        <w:rPr>
+          <w:b/>
+          <w:sz w:val="20"/>
+        </w:rPr>
+        <w:t>IQ and OQ never wait on a requirements doc</w:t>
+      </w:r>
+      <w:r>
+        <w:rPr>
+          <w:sz w:val="20"/>
+        </w:rPr>
+        <w:t xml:space="preserve"> — only PQ traces to it. If you confirm there</w:t>
+      </w:r>
+    </w:p>
+    <w:p>
+      <w:r>
+        <w:rPr>
+          <w:sz w:val="20"/>
+        </w:rPr>
+        <w:t xml:space="preserve">is no approved spec, build </w:t>
+      </w:r>
+      <w:r>
+        <w:rPr>
+          <w:b/>
+          <w:sz w:val="20"/>
+        </w:rPr>
+        <w:t>still completes IQ, OQ, and whatever PQ it can</w:t>
+      </w:r>
+      <w:r>
+        <w:rPr>
+          <w:sz w:val="20"/>
+        </w:rPr>
+        <w:t>, raises a</w:t>
+      </w:r>
+    </w:p>
+    <w:p>
+      <w:r>
+        <w:rPr>
+          <w:b/>
+          <w:sz w:val="20"/>
+        </w:rPr>
+        <w:t>critical finding</w:t>
+      </w:r>
+      <w:r>
+        <w:rPr>
+          <w:sz w:val="20"/>
+        </w:rPr>
+        <w:t xml:space="preserve"> (`GPQ-001` — a missing spec is a regulatory gap under GAMP 5 / EU</w:t>
+      </w:r>
+    </w:p>
+    <w:p>
+      <w:r>
+        <w:rPr>
+          <w:sz w:val="20"/>
+        </w:rPr>
+        <w:t xml:space="preserve">Annex 11 cl.4), and </w:t>
+      </w:r>
+      <w:r>
+        <w:rPr>
+          <w:b/>
+          <w:sz w:val="20"/>
+        </w:rPr>
+        <w:t>offers to author a draft URS inline</w:t>
+      </w:r>
+      <w:r>
+        <w:rPr>
+          <w:sz w:val="20"/>
+        </w:rPr>
+        <w:t xml:space="preserve"> (via `/qualify:requirements`) so</w:t>
+      </w:r>
+    </w:p>
+    <w:p>
+      <w:r>
+        <w:rPr>
+          <w:sz w:val="20"/>
+        </w:rPr>
+        <w:t>PQ can be completed. You're never blocked from getting the IQ/OQ evidence.</w:t>
+      </w:r>
+    </w:p>
+    <w:p>
+      <w:r>
+        <w:rPr>
+          <w:b/>
+          <w:sz w:val="20"/>
+        </w:rPr>
+        <w:t>The three commands hand off to each other</w:t>
+      </w:r>
+      <w:r>
+        <w:rPr>
+          <w:sz w:val="20"/>
+        </w:rPr>
+        <w:t>, so you can start anywhere:</w:t>
+      </w:r>
+    </w:p>
+    <w:p>
+      <w:pPr>
+        <w:pStyle w:val="ListBullet"/>
+      </w:pPr>
+      <w:r>
+        <w:rPr>
+          <w:sz w:val="20"/>
+        </w:rPr>
+        <w:t>`/qualify:requirements` confirms a spec doesn't already exist (offering to *supplement*</w:t>
+      </w:r>
+    </w:p>
+    <w:p>
+      <w:r>
+        <w:rPr>
+          <w:sz w:val="20"/>
+        </w:rPr>
+        <w:t xml:space="preserve">  one that does) before authoring a draft URS.</w:t>
+      </w:r>
+    </w:p>
+    <w:p>
+      <w:pPr>
+        <w:pStyle w:val="ListBullet"/>
+      </w:pPr>
+      <w:r>
+        <w:rPr>
+          <w:sz w:val="20"/>
+        </w:rPr>
+        <w:t>`/qualify:build` offers `/qualify:requirements` inline when no spec is found.</w:t>
+      </w:r>
+    </w:p>
+    <w:p>
+      <w:pPr>
+        <w:pStyle w:val="ListBullet"/>
+      </w:pPr>
+      <w:r>
+        <w:rPr>
+          <w:sz w:val="20"/>
+        </w:rPr>
+        <w:t xml:space="preserve">`/qualify:review` prompts if the pack </w:t>
+      </w:r>
+      <w:r>
+        <w:rPr>
+          <w:b/>
+          <w:sz w:val="20"/>
+        </w:rPr>
+        <w:t>or</w:t>
+      </w:r>
+      <w:r>
+        <w:rPr>
+          <w:sz w:val="20"/>
+        </w:rPr>
+        <w:t xml:space="preserve"> the requirements are missing, and — on your</w:t>
+      </w:r>
+    </w:p>
+    <w:p>
+      <w:r>
+        <w:rPr>
+          <w:sz w:val="20"/>
+        </w:rPr>
+        <w:t xml:space="preserve">  go-ahead — can kick off `/qualify:requirements` then `/qualify:build` to establish what's</w:t>
+      </w:r>
+    </w:p>
+    <w:p>
+      <w:r>
+        <w:rPr>
+          <w:sz w:val="20"/>
+        </w:rPr>
+        <w:t xml:space="preserve">  needed before it reviews. Hand-offs always happen </w:t>
+      </w:r>
+      <w:r>
+        <w:rPr>
+          <w:b/>
+          <w:sz w:val="20"/>
+        </w:rPr>
+        <w:t>on your go-ahead, never silently</w:t>
+      </w:r>
+      <w:r>
+        <w:rPr>
+          <w:sz w:val="20"/>
+        </w:rPr>
+        <w:t>.</w:t>
       </w:r>
     </w:p>
     <w:p>
@@ -935,6 +1420,12 @@
         </w:rPr>
         <w:t>Qualification/</w:t>
         <w:br/>
+        <w:t>├── requirements/                          The spec PQ traces against (an INPUT, not</w:t>
+        <w:br/>
+        <w:t>│   └── URS.md / .docx                      evidence) — authored by /qualify:requirements</w:t>
+        <w:br/>
+        <w:t>│                                           when the system has no approved requirements doc</w:t>
+        <w:br/>
         <w:t>├── docs/</w:t>
         <w:br/>
         <w:t>│   ├── Qualification-Summary.md / .docx   Cover, readiness verdict, scorecard,</w:t>
@@ -948,6 +1439,8 @@
         <w:t>│   ├── PQ.md / .docx                       Performance Qualification test-cases</w:t>
         <w:br/>
         <w:t>│   ├── Gap-Analysis.md / .docx             The gap register (see §6)</w:t>
+        <w:br/>
+        <w:t>│   ├── Review.md / .docx                   /qualify:review status report + gap-closure plan</w:t>
         <w:br/>
         <w:t>│   └── Qualification-Pack.xlsx             Workbook: Summary, IQ, OQ, PQ, Traceability,</w:t>
         <w:br/>
@@ -1197,13 +1690,15 @@
           <w:rFonts w:ascii="Consolas" w:hAnsi="Consolas"/>
           <w:sz w:val="17"/>
         </w:rPr>
-        <w:t>/qualify &lt;app&gt;            → tests + Gap-Analysis.md (each gap: fix + "done = test X passes")</w:t>
+        <w:t>/qualify:build &lt;app&gt;      → tests + Gap-Analysis.md (each gap: fix + "done = test X passes")</w:t>
+        <w:br/>
+        <w:t>/qualify:review &lt;app&gt;     → splits gaps into AI-closable vs. human/witnessed, ordered</w:t>
         <w:br/>
         <w:t>open Gap-Analysis.md in the app repo, hand it to Claude</w:t>
         <w:br/>
         <w:t>Claude fixes each gap     → re-run the linked test-case → green → gap closed</w:t>
         <w:br/>
-        <w:t>re-run /qualify           → a cleaner pack</w:t>
+        <w:t>re-run /qualify:review    → a cleaner pack</w:t>
       </w:r>
     </w:p>
     <w:p>
